--- a/rapports/2026-06-06/EQ15/EQ15_sup_v2/DR_082102000010/72-38-57-92.docx
+++ b/rapports/2026-06-06/EQ15/EQ15_sup_v2/DR_082102000010/72-38-57-92.docx
@@ -297,7 +297,7 @@
           <w:color w:val="1F6FEB"/>
           <w:sz w:val="22"/>
         </w:rPr>
-        <w:t>⚠ INCOHÉRENCES À CORRIGER (76)</w:t>
+        <w:t>⚠ INCOHÉRENCES À CORRIGER (66)</w:t>
       </w:r>
     </w:p>
     <w:tbl>
@@ -485,7 +485,7 @@
                 <w:i w:val="0"/>
                 <w:sz w:val="17"/>
               </w:rPr>
-              <w:t>Incoherence! La mère de OUSMANE BA est trop jeune ou vielle pour avoir OUSMANE BA selon l'écart d'âge (10 ans) entre lui et sa mère, prière de revoir l'âge de OUSMANE BA ou de sa mère.</w:t>
+              <w:t>Incoherence! DIMO BA a declaré que le secteur institutionnel de son père est Entreprise publique alors que le père lui-même declare comme secteur institutionnel Etat/Collectivités locales au niveau de la section 4b.</w:t>
             </w:r>
           </w:p>
         </w:tc>
@@ -544,7 +544,7 @@
                 <w:color w:val="16A34A"/>
                 <w:sz w:val="16"/>
               </w:rPr>
-              <w:t>s01q39</w:t>
+              <w:t>—</w:t>
             </w:r>
           </w:p>
         </w:tc>
@@ -575,7 +575,7 @@
                 <w:i w:val="0"/>
                 <w:sz w:val="17"/>
               </w:rPr>
-              <w:t>Incoherence! MARIETA BA dispose d'un téléphone portable à s01q39, donc la raison évoquée ne peut pas être (ne dispose pas d'appareil).</w:t>
+              <w:t>Incoherence! KHADY BA a declaré que le secteur institutionnel de son père est Entreprise publique alors que le père lui-même declare comme secteur institutionnel Etat/Collectivités locales au niveau de la section 4b.</w:t>
             </w:r>
           </w:p>
         </w:tc>
@@ -665,7 +665,7 @@
                 <w:i w:val="0"/>
                 <w:sz w:val="17"/>
               </w:rPr>
-              <w:t>Incoherence! DIMO BA a declaré que le secteur institutionnel de son père est Entreprise publique alors que le père lui-même declare comme secteur institutionnel Etat/Collectivités locales au niveau de la section 4b.</w:t>
+              <w:t>Incoherence! La mère de OUSMANE BA est trop jeune ou vielle pour avoir OUSMANE BA selon l'écart d'âge (10 ans) entre lui et sa mère, prière de revoir l'âge de OUSMANE BA ou de sa mère.</w:t>
             </w:r>
           </w:p>
         </w:tc>
@@ -724,7 +724,7 @@
                 <w:color w:val="16A34A"/>
                 <w:sz w:val="16"/>
               </w:rPr>
-              <w:t>—</w:t>
+              <w:t>s01q39</w:t>
             </w:r>
           </w:p>
         </w:tc>
@@ -755,7 +755,7 @@
                 <w:i w:val="0"/>
                 <w:sz w:val="17"/>
               </w:rPr>
-              <w:t>Incoherence! KHADY BA a declaré que le secteur institutionnel de son père est Entreprise publique alors que le père lui-même declare comme secteur institutionnel Etat/Collectivités locales au niveau de la section 4b.</w:t>
+              <w:t>Incoherence! MARIETA BA dispose d'un téléphone portable à s01q39, donc la raison évoquée ne peut pas être (ne dispose pas d'appareil).</w:t>
             </w:r>
           </w:p>
         </w:tc>
@@ -1084,7 +1084,7 @@
                 <w:color w:val="16A34A"/>
                 <w:sz w:val="16"/>
               </w:rPr>
-              <w:t>—</w:t>
+              <w:t>s02q33, s01q00b</w:t>
             </w:r>
           </w:p>
         </w:tc>
@@ -1115,7 +1115,7 @@
                 <w:i w:val="0"/>
                 <w:sz w:val="17"/>
               </w:rPr>
-              <w:t>Incohérence!!! seulement les écoles privées paient les frais de scolarité (y compris les frais d'inscription).</w:t>
+              <w:t>Incoherent!!! La dernière fois que BASIROU BA a  fréquenté l'école est 9999.</w:t>
             </w:r>
           </w:p>
         </w:tc>
@@ -1205,7 +1205,7 @@
                 <w:i w:val="0"/>
                 <w:sz w:val="17"/>
               </w:rPr>
-              <w:t>Incoherent!!! La dernière fois que BASIROU BA a  fréquenté l'école est 9999.</w:t>
+              <w:t>Incoherent!!! La dernière fois que MAMADOU BA a  fréquenté l'école est 9999.</w:t>
             </w:r>
           </w:p>
         </w:tc>
@@ -1295,7 +1295,7 @@
                 <w:i w:val="0"/>
                 <w:sz w:val="17"/>
               </w:rPr>
-              <w:t>Incoherent!!! La dernière fois que MAMADOU BA a  fréquenté l'école est 9999.</w:t>
+              <w:t>Incoherent!!! La dernière fois que OUSMANE BA a  fréquenté l'école est 9999.</w:t>
             </w:r>
           </w:p>
         </w:tc>
@@ -1328,7 +1328,7 @@
                 <w:i w:val="0"/>
                 <w:sz w:val="16"/>
               </w:rPr>
-              <w:t>S02</w:t>
+              <w:t>S03</w:t>
               <w:br/>
             </w:r>
             <w:r>
@@ -1338,7 +1338,7 @@
                 <w:color w:val="64748B"/>
                 <w:sz w:val="14"/>
               </w:rPr>
-              <w:t>Éducation</w:t>
+              <w:t>Santé</w:t>
             </w:r>
           </w:p>
         </w:tc>
@@ -1354,7 +1354,7 @@
                 <w:color w:val="16A34A"/>
                 <w:sz w:val="16"/>
               </w:rPr>
-              <w:t>s02q33, s01q00b</w:t>
+              <w:t>s03q27</w:t>
             </w:r>
           </w:p>
         </w:tc>
@@ -1385,7 +1385,7 @@
                 <w:i w:val="0"/>
                 <w:sz w:val="17"/>
               </w:rPr>
-              <w:t>Incoherent!!! La dernière fois que OUSMANE BA a  fréquenté l'école est 9999.</w:t>
+              <w:t>Incoherence!!! THIADJI DIA a eu un problème de santé au cours des 12 derniers mois qui a entrainé au moins une fois une hospitalisation (3.22=Oui) mais la depense liée à ce problème de santé est nulle 0 ou ne sait pas dans la question (s03q27).</w:t>
             </w:r>
           </w:p>
         </w:tc>
@@ -1418,7 +1418,7 @@
                 <w:i w:val="0"/>
                 <w:sz w:val="16"/>
               </w:rPr>
-              <w:t>S03</w:t>
+              <w:t>S04</w:t>
               <w:br/>
             </w:r>
             <w:r>
@@ -1428,7 +1428,7 @@
                 <w:color w:val="64748B"/>
                 <w:sz w:val="14"/>
               </w:rPr>
-              <w:t>Santé</w:t>
+              <w:t>Emploi</w:t>
             </w:r>
           </w:p>
         </w:tc>
@@ -1444,7 +1444,7 @@
                 <w:color w:val="16A34A"/>
                 <w:sz w:val="16"/>
               </w:rPr>
-              <w:t>s03q27</w:t>
+              <w:t>—</w:t>
             </w:r>
           </w:p>
         </w:tc>
@@ -1475,7 +1475,7 @@
                 <w:i w:val="0"/>
                 <w:sz w:val="17"/>
               </w:rPr>
-              <w:t>Incoherence!!! THIADJI DIA a eu un problème de santé au cours des 12 derniers mois qui a entrainé au moins une fois une hospitalisation (3.22=Oui) mais la depense liée à ce problème de santé est nulle 0 ou ne sait pas dans la question (s03q27).</w:t>
+              <w:t>Incohérence détectée ! Il semble peu probable que OUSMANE BA occupe un emploi pour l'ETAT/collectivités locales ou dans une entreprise publique/parapublique tout en travaillant moins de  6h par jour.</w:t>
             </w:r>
           </w:p>
         </w:tc>
@@ -1534,7 +1534,7 @@
                 <w:color w:val="16A34A"/>
                 <w:sz w:val="16"/>
               </w:rPr>
-              <w:t>—</w:t>
+              <w:t>s01q49, s02q24, s04q37, s04q50, s01q00b</w:t>
             </w:r>
           </w:p>
         </w:tc>
@@ -1565,7 +1565,7 @@
                 <w:i w:val="0"/>
                 <w:sz w:val="17"/>
               </w:rPr>
-              <w:t>Incohérence détectée ! Il semble peu probable que OUSMANE BA occupe un emploi pour l'ETAT/collectivités locales ou dans une entreprise publique/parapublique tout en travaillant moins de  6h par jour.</w:t>
+              <w:t>Incoherence! OUSMANE BA a comme secteur institutionel Etat/Collectivité locale ou Entreprise Publique/Parapublique et dit n'avoir pas un bulletin de salaire, prière de corriger cette incoherence.</w:t>
             </w:r>
           </w:p>
         </w:tc>
@@ -1598,7 +1598,7 @@
                 <w:i w:val="0"/>
                 <w:sz w:val="16"/>
               </w:rPr>
-              <w:t>S04</w:t>
+              <w:t>S11</w:t>
               <w:br/>
             </w:r>
             <w:r>
@@ -1608,7 +1608,7 @@
                 <w:color w:val="64748B"/>
                 <w:sz w:val="14"/>
               </w:rPr>
-              <w:t>Emploi</w:t>
+              <w:t>Logement / cadre de vie</w:t>
             </w:r>
           </w:p>
         </w:tc>
@@ -1624,7 +1624,7 @@
                 <w:color w:val="16A34A"/>
                 <w:sz w:val="16"/>
               </w:rPr>
-              <w:t>s01q49, s02q24, s04q37, s04q50, s01q00b</w:t>
+              <w:t>—</w:t>
             </w:r>
           </w:p>
         </w:tc>
@@ -1655,7 +1655,7 @@
                 <w:i w:val="0"/>
                 <w:sz w:val="17"/>
               </w:rPr>
-              <w:t>Incoherence! OUSMANE BA a comme secteur institutionel Etat/Collectivité locale ou Entreprise Publique/Parapublique et dit n'avoir pas un bulletin de salaire, prière de corriger cette incoherence.</w:t>
+              <w:t>Incoherence!! Le ménage a depensé .</w:t>
             </w:r>
           </w:p>
         </w:tc>
@@ -1714,7 +1714,7 @@
                 <w:color w:val="16A34A"/>
                 <w:sz w:val="16"/>
               </w:rPr>
-              <w:t>—</w:t>
+              <w:t>s01q29, s01q31, s04q24, s00q04, s11q21, s09fq03, s09fq011</w:t>
             </w:r>
           </w:p>
         </w:tc>
@@ -1745,7 +1745,7 @@
                 <w:i w:val="0"/>
                 <w:sz w:val="17"/>
               </w:rPr>
-              <w:t>Incoherence!! Le ménage a depensé .</w:t>
+              <w:t>FCFA dans Frais de connexion au réseau de distribution d'eau mais dit ne pas être connecté à un réseau d'eau courante, prière de corriger cette incoherence</w:t>
             </w:r>
           </w:p>
         </w:tc>
@@ -1760,10 +1760,10 @@
               <w:rPr>
                 <w:b/>
                 <w:i w:val="0"/>
-                <w:color w:val="DC2626"/>
+                <w:color w:val="EA580C"/>
                 <w:sz w:val="16"/>
               </w:rPr>
-              <w:t>Haute</w:t>
+              <w:t>Moyenne</w:t>
             </w:r>
           </w:p>
         </w:tc>
@@ -1778,7 +1778,7 @@
                 <w:i w:val="0"/>
                 <w:sz w:val="16"/>
               </w:rPr>
-              <w:t>S11</w:t>
+              <w:t>S00</w:t>
               <w:br/>
             </w:r>
             <w:r>
@@ -1788,7 +1788,7 @@
                 <w:color w:val="64748B"/>
                 <w:sz w:val="14"/>
               </w:rPr>
-              <w:t>Logement / cadre de vie</w:t>
+              <w:t>Identification</w:t>
             </w:r>
           </w:p>
         </w:tc>
@@ -1804,7 +1804,7 @@
                 <w:color w:val="16A34A"/>
                 <w:sz w:val="16"/>
               </w:rPr>
-              <w:t>s01q29, s01q31, s04q24, s00q04, s11q21, s09fq03, s09fq011</w:t>
+              <w:t>—</w:t>
             </w:r>
           </w:p>
         </w:tc>
@@ -1835,7 +1835,7 @@
                 <w:i w:val="0"/>
                 <w:sz w:val="17"/>
               </w:rPr>
-              <w:t>FCFA dans Frais de connexion au réseau de distribution d'eau mais dit ne pas être connecté à un réseau d'eau courante, prière de corriger cette incoherence</w:t>
+              <w:t>L'adresse ou la localisation du ménage doit être bien renseignée, ne doit pas contenir des numéros de téléphone et elle semble courte pour être une adresse.</w:t>
             </w:r>
           </w:p>
         </w:tc>
@@ -1894,7 +1894,7 @@
                 <w:color w:val="16A34A"/>
                 <w:sz w:val="16"/>
               </w:rPr>
-              <w:t>—</w:t>
+              <w:t>s00q14, s00q16, s00q18</w:t>
             </w:r>
           </w:p>
         </w:tc>
@@ -1925,7 +1925,7 @@
                 <w:i w:val="0"/>
                 <w:sz w:val="17"/>
               </w:rPr>
-              <w:t>L'adresse ou la localisation du ménage doit être bien renseignée, ne doit pas contenir des numéros de téléphone et elle semble courte pour être une adresse.</w:t>
+              <w:t>Prière de renseigner la bonne adresse.Attention! Veillez bien renseigner les contacts dans les questions de 0.14 ou 0.16 ou 0.18.</w:t>
             </w:r>
           </w:p>
         </w:tc>
@@ -1958,7 +1958,7 @@
                 <w:i w:val="0"/>
                 <w:sz w:val="16"/>
               </w:rPr>
-              <w:t>S00</w:t>
+              <w:t>S01</w:t>
               <w:br/>
             </w:r>
             <w:r>
@@ -1968,7 +1968,7 @@
                 <w:color w:val="64748B"/>
                 <w:sz w:val="14"/>
               </w:rPr>
-              <w:t>Identification</w:t>
+              <w:t>Démographie</w:t>
             </w:r>
           </w:p>
         </w:tc>
@@ -1984,7 +1984,7 @@
                 <w:color w:val="16A34A"/>
                 <w:sz w:val="16"/>
               </w:rPr>
-              <w:t>s00q14, s00q16, s00q18</w:t>
+              <w:t>—</w:t>
             </w:r>
           </w:p>
         </w:tc>
@@ -2015,7 +2015,7 @@
                 <w:i w:val="0"/>
                 <w:sz w:val="17"/>
               </w:rPr>
-              <w:t>Prière de renseigner la bonne adresse.Attention! Veillez bien renseigner les contacts dans les questions de 0.14 ou 0.16 ou 0.18.</w:t>
+              <w:t>Prière de verifier l'information donnée par DIMO BA ou corriger au niveau de la section 1.</w:t>
             </w:r>
           </w:p>
         </w:tc>
@@ -2105,7 +2105,7 @@
                 <w:i w:val="0"/>
                 <w:sz w:val="17"/>
               </w:rPr>
-              <w:t>Dans le cas contraire rassurez vous que c'est bien son fils/fille biologique.</w:t>
+              <w:t>Prière de verifier l'information donnée par KHADY BA ou corriger au niveau de la section 1.</w:t>
             </w:r>
           </w:p>
         </w:tc>
@@ -2164,7 +2164,7 @@
                 <w:color w:val="16A34A"/>
                 <w:sz w:val="16"/>
               </w:rPr>
-              <w:t>s00q27, s01q03a, s01q03b, s01q03c, s01q00b</w:t>
+              <w:t>—</w:t>
             </w:r>
           </w:p>
         </w:tc>
@@ -2195,907 +2195,7 @@
                 <w:i w:val="0"/>
                 <w:sz w:val="17"/>
               </w:rPr>
-              <w:t>Les informations sur l'acte de naissance (ni Jours, ni mois et ni années) de  DIMO BA  manquent, s'il vous plait pouvez-vous fournir d'effort pour avoir ces informations.</w:t>
-            </w:r>
-          </w:p>
-        </w:tc>
-      </w:tr>
-      <w:tr>
-        <w:tc>
-          <w:tcPr>
-            <w:tcW w:type="dxa" w:w="964"/>
-          </w:tcPr>
-          <w:p>
-            <w:r>
-              <w:rPr>
-                <w:b/>
-                <w:i w:val="0"/>
-                <w:color w:val="EA580C"/>
-                <w:sz w:val="16"/>
-              </w:rPr>
-              <w:t>Moyenne</w:t>
-            </w:r>
-          </w:p>
-        </w:tc>
-        <w:tc>
-          <w:tcPr>
-            <w:tcW w:type="dxa" w:w="1247"/>
-          </w:tcPr>
-          <w:p>
-            <w:r>
-              <w:rPr>
-                <w:b/>
-                <w:i w:val="0"/>
-                <w:sz w:val="16"/>
-              </w:rPr>
-              <w:t>S01</w:t>
-              <w:br/>
-            </w:r>
-            <w:r>
-              <w:rPr>
-                <w:b w:val="0"/>
-                <w:i w:val="0"/>
-                <w:color w:val="64748B"/>
-                <w:sz w:val="14"/>
-              </w:rPr>
-              <w:t>Démographie</w:t>
-            </w:r>
-          </w:p>
-        </w:tc>
-        <w:tc>
-          <w:tcPr>
-            <w:tcW w:type="dxa" w:w="1531"/>
-          </w:tcPr>
-          <w:p>
-            <w:r>
-              <w:rPr>
-                <w:b/>
-                <w:i w:val="0"/>
-                <w:color w:val="16A34A"/>
-                <w:sz w:val="16"/>
-              </w:rPr>
-              <w:t>—</w:t>
-            </w:r>
-          </w:p>
-        </w:tc>
-        <w:tc>
-          <w:tcPr>
-            <w:tcW w:type="dxa" w:w="1191"/>
-          </w:tcPr>
-          <w:p>
-            <w:r>
-              <w:rPr>
-                <w:b w:val="0"/>
-                <w:i w:val="0"/>
-                <w:color w:val="64748B"/>
-                <w:sz w:val="16"/>
-              </w:rPr>
-              <w:t>GT-CQ</w:t>
-            </w:r>
-          </w:p>
-        </w:tc>
-        <w:tc>
-          <w:tcPr>
-            <w:tcW w:type="dxa" w:w="4706"/>
-          </w:tcPr>
-          <w:p>
-            <w:r>
-              <w:rPr>
-                <w:b w:val="0"/>
-                <w:i w:val="0"/>
-                <w:sz w:val="17"/>
-              </w:rPr>
-              <w:t>Prière de verifier l'information donnée par DIMO BA ou corriger au niveau de la section 1.</w:t>
-            </w:r>
-          </w:p>
-        </w:tc>
-      </w:tr>
-      <w:tr>
-        <w:tc>
-          <w:tcPr>
-            <w:tcW w:type="dxa" w:w="964"/>
-          </w:tcPr>
-          <w:p>
-            <w:r>
-              <w:rPr>
-                <w:b/>
-                <w:i w:val="0"/>
-                <w:color w:val="EA580C"/>
-                <w:sz w:val="16"/>
-              </w:rPr>
-              <w:t>Moyenne</w:t>
-            </w:r>
-          </w:p>
-        </w:tc>
-        <w:tc>
-          <w:tcPr>
-            <w:tcW w:type="dxa" w:w="1247"/>
-          </w:tcPr>
-          <w:p>
-            <w:r>
-              <w:rPr>
-                <w:b/>
-                <w:i w:val="0"/>
-                <w:sz w:val="16"/>
-              </w:rPr>
-              <w:t>S01</w:t>
-              <w:br/>
-            </w:r>
-            <w:r>
-              <w:rPr>
-                <w:b w:val="0"/>
-                <w:i w:val="0"/>
-                <w:color w:val="64748B"/>
-                <w:sz w:val="14"/>
-              </w:rPr>
-              <w:t>Démographie</w:t>
-            </w:r>
-          </w:p>
-        </w:tc>
-        <w:tc>
-          <w:tcPr>
-            <w:tcW w:type="dxa" w:w="1531"/>
-          </w:tcPr>
-          <w:p>
-            <w:r>
-              <w:rPr>
-                <w:b/>
-                <w:i w:val="0"/>
-                <w:color w:val="16A34A"/>
-                <w:sz w:val="16"/>
-              </w:rPr>
-              <w:t>s00q27, s01q03a, s01q03b, s01q03c, s01q00b</w:t>
-            </w:r>
-          </w:p>
-        </w:tc>
-        <w:tc>
-          <w:tcPr>
-            <w:tcW w:type="dxa" w:w="1191"/>
-          </w:tcPr>
-          <w:p>
-            <w:r>
-              <w:rPr>
-                <w:b w:val="0"/>
-                <w:i w:val="0"/>
-                <w:color w:val="64748B"/>
-                <w:sz w:val="16"/>
-              </w:rPr>
-              <w:t>GT-CQ</w:t>
-            </w:r>
-          </w:p>
-        </w:tc>
-        <w:tc>
-          <w:tcPr>
-            <w:tcW w:type="dxa" w:w="4706"/>
-          </w:tcPr>
-          <w:p>
-            <w:r>
-              <w:rPr>
-                <w:b w:val="0"/>
-                <w:i w:val="0"/>
-                <w:sz w:val="17"/>
-              </w:rPr>
-              <w:t>Les informations sur l'acte de naissance (ni Jours, ni mois et ni années) de  KHADY BA  manquent, s'il vous plait pouvez-vous fournir d'effort pour avoir ces informations.</w:t>
-            </w:r>
-          </w:p>
-        </w:tc>
-      </w:tr>
-      <w:tr>
-        <w:tc>
-          <w:tcPr>
-            <w:tcW w:type="dxa" w:w="964"/>
-          </w:tcPr>
-          <w:p>
-            <w:r>
-              <w:rPr>
-                <w:b/>
-                <w:i w:val="0"/>
-                <w:color w:val="EA580C"/>
-                <w:sz w:val="16"/>
-              </w:rPr>
-              <w:t>Moyenne</w:t>
-            </w:r>
-          </w:p>
-        </w:tc>
-        <w:tc>
-          <w:tcPr>
-            <w:tcW w:type="dxa" w:w="1247"/>
-          </w:tcPr>
-          <w:p>
-            <w:r>
-              <w:rPr>
-                <w:b/>
-                <w:i w:val="0"/>
-                <w:sz w:val="16"/>
-              </w:rPr>
-              <w:t>S01</w:t>
-              <w:br/>
-            </w:r>
-            <w:r>
-              <w:rPr>
-                <w:b w:val="0"/>
-                <w:i w:val="0"/>
-                <w:color w:val="64748B"/>
-                <w:sz w:val="14"/>
-              </w:rPr>
-              <w:t>Démographie</w:t>
-            </w:r>
-          </w:p>
-        </w:tc>
-        <w:tc>
-          <w:tcPr>
-            <w:tcW w:type="dxa" w:w="1531"/>
-          </w:tcPr>
-          <w:p>
-            <w:r>
-              <w:rPr>
-                <w:b/>
-                <w:i w:val="0"/>
-                <w:color w:val="16A34A"/>
-                <w:sz w:val="16"/>
-              </w:rPr>
-              <w:t>—</w:t>
-            </w:r>
-          </w:p>
-        </w:tc>
-        <w:tc>
-          <w:tcPr>
-            <w:tcW w:type="dxa" w:w="1191"/>
-          </w:tcPr>
-          <w:p>
-            <w:r>
-              <w:rPr>
-                <w:b w:val="0"/>
-                <w:i w:val="0"/>
-                <w:color w:val="64748B"/>
-                <w:sz w:val="16"/>
-              </w:rPr>
-              <w:t>GT-CQ</w:t>
-            </w:r>
-          </w:p>
-        </w:tc>
-        <w:tc>
-          <w:tcPr>
-            <w:tcW w:type="dxa" w:w="4706"/>
-          </w:tcPr>
-          <w:p>
-            <w:r>
-              <w:rPr>
-                <w:b w:val="0"/>
-                <w:i w:val="0"/>
-                <w:sz w:val="17"/>
-              </w:rPr>
-              <w:t>Prière de verifier l'information donnée par KHADY BA ou corriger au niveau de la section 1.</w:t>
-            </w:r>
-          </w:p>
-        </w:tc>
-      </w:tr>
-      <w:tr>
-        <w:tc>
-          <w:tcPr>
-            <w:tcW w:type="dxa" w:w="964"/>
-          </w:tcPr>
-          <w:p>
-            <w:r>
-              <w:rPr>
-                <w:b/>
-                <w:i w:val="0"/>
-                <w:color w:val="EA580C"/>
-                <w:sz w:val="16"/>
-              </w:rPr>
-              <w:t>Moyenne</w:t>
-            </w:r>
-          </w:p>
-        </w:tc>
-        <w:tc>
-          <w:tcPr>
-            <w:tcW w:type="dxa" w:w="1247"/>
-          </w:tcPr>
-          <w:p>
-            <w:r>
-              <w:rPr>
-                <w:b/>
-                <w:i w:val="0"/>
-                <w:sz w:val="16"/>
-              </w:rPr>
-              <w:t>S01</w:t>
-              <w:br/>
-            </w:r>
-            <w:r>
-              <w:rPr>
-                <w:b w:val="0"/>
-                <w:i w:val="0"/>
-                <w:color w:val="64748B"/>
-                <w:sz w:val="14"/>
-              </w:rPr>
-              <w:t>Démographie</w:t>
-            </w:r>
-          </w:p>
-        </w:tc>
-        <w:tc>
-          <w:tcPr>
-            <w:tcW w:type="dxa" w:w="1531"/>
-          </w:tcPr>
-          <w:p>
-            <w:r>
-              <w:rPr>
-                <w:b/>
-                <w:i w:val="0"/>
-                <w:color w:val="16A34A"/>
-                <w:sz w:val="16"/>
-              </w:rPr>
-              <w:t>s00q27, s01q03a, s01q03b, s01q03c, s01q00b</w:t>
-            </w:r>
-          </w:p>
-        </w:tc>
-        <w:tc>
-          <w:tcPr>
-            <w:tcW w:type="dxa" w:w="1191"/>
-          </w:tcPr>
-          <w:p>
-            <w:r>
-              <w:rPr>
-                <w:b w:val="0"/>
-                <w:i w:val="0"/>
-                <w:color w:val="64748B"/>
-                <w:sz w:val="16"/>
-              </w:rPr>
-              <w:t>GT-CQ</w:t>
-            </w:r>
-          </w:p>
-        </w:tc>
-        <w:tc>
-          <w:tcPr>
-            <w:tcW w:type="dxa" w:w="4706"/>
-          </w:tcPr>
-          <w:p>
-            <w:r>
-              <w:rPr>
-                <w:b w:val="0"/>
-                <w:i w:val="0"/>
-                <w:sz w:val="17"/>
-              </w:rPr>
-              <w:t>Les informations sur l'acte de naissance (ni Jours, ni mois et ni années) de  NENE BA  manquent, s'il vous plait pouvez-vous fournir d'effort pour avoir ces informations.</w:t>
-            </w:r>
-          </w:p>
-        </w:tc>
-      </w:tr>
-      <w:tr>
-        <w:tc>
-          <w:tcPr>
-            <w:tcW w:type="dxa" w:w="964"/>
-          </w:tcPr>
-          <w:p>
-            <w:r>
-              <w:rPr>
-                <w:b/>
-                <w:i w:val="0"/>
-                <w:color w:val="EA580C"/>
-                <w:sz w:val="16"/>
-              </w:rPr>
-              <w:t>Moyenne</w:t>
-            </w:r>
-          </w:p>
-        </w:tc>
-        <w:tc>
-          <w:tcPr>
-            <w:tcW w:type="dxa" w:w="1247"/>
-          </w:tcPr>
-          <w:p>
-            <w:r>
-              <w:rPr>
-                <w:b/>
-                <w:i w:val="0"/>
-                <w:sz w:val="16"/>
-              </w:rPr>
-              <w:t>S01</w:t>
-              <w:br/>
-            </w:r>
-            <w:r>
-              <w:rPr>
-                <w:b w:val="0"/>
-                <w:i w:val="0"/>
-                <w:color w:val="64748B"/>
-                <w:sz w:val="14"/>
-              </w:rPr>
-              <w:t>Démographie</w:t>
-            </w:r>
-          </w:p>
-        </w:tc>
-        <w:tc>
-          <w:tcPr>
-            <w:tcW w:type="dxa" w:w="1531"/>
-          </w:tcPr>
-          <w:p>
-            <w:r>
-              <w:rPr>
-                <w:b/>
-                <w:i w:val="0"/>
-                <w:color w:val="16A34A"/>
-                <w:sz w:val="16"/>
-              </w:rPr>
-              <w:t>s01q04a, s01q03b</w:t>
-            </w:r>
-          </w:p>
-        </w:tc>
-        <w:tc>
-          <w:tcPr>
-            <w:tcW w:type="dxa" w:w="1191"/>
-          </w:tcPr>
-          <w:p>
-            <w:r>
-              <w:rPr>
-                <w:b w:val="0"/>
-                <w:i w:val="0"/>
-                <w:color w:val="64748B"/>
-                <w:sz w:val="16"/>
-              </w:rPr>
-              <w:t>GT-CQ</w:t>
-            </w:r>
-          </w:p>
-        </w:tc>
-        <w:tc>
-          <w:tcPr>
-            <w:tcW w:type="dxa" w:w="4706"/>
-          </w:tcPr>
-          <w:p>
-            <w:r>
-              <w:rPr>
-                <w:b w:val="0"/>
-                <w:i w:val="0"/>
-                <w:sz w:val="17"/>
-              </w:rPr>
-              <w:t>Le mois de l'enfant ( NENE BA ) n'est pas connu mais vous avez declaré en s01q04a le nombre de mois, prière de changer NSP au niveau de s01q03b.</w:t>
-            </w:r>
-          </w:p>
-        </w:tc>
-      </w:tr>
-      <w:tr>
-        <w:tc>
-          <w:tcPr>
-            <w:tcW w:type="dxa" w:w="964"/>
-          </w:tcPr>
-          <w:p>
-            <w:r>
-              <w:rPr>
-                <w:b/>
-                <w:i w:val="0"/>
-                <w:color w:val="EA580C"/>
-                <w:sz w:val="16"/>
-              </w:rPr>
-              <w:t>Moyenne</w:t>
-            </w:r>
-          </w:p>
-        </w:tc>
-        <w:tc>
-          <w:tcPr>
-            <w:tcW w:type="dxa" w:w="1247"/>
-          </w:tcPr>
-          <w:p>
-            <w:r>
-              <w:rPr>
-                <w:b/>
-                <w:i w:val="0"/>
-                <w:sz w:val="16"/>
-              </w:rPr>
-              <w:t>S01</w:t>
-              <w:br/>
-            </w:r>
-            <w:r>
-              <w:rPr>
-                <w:b w:val="0"/>
-                <w:i w:val="0"/>
-                <w:color w:val="64748B"/>
-                <w:sz w:val="14"/>
-              </w:rPr>
-              <w:t>Démographie</w:t>
-            </w:r>
-          </w:p>
-        </w:tc>
-        <w:tc>
-          <w:tcPr>
-            <w:tcW w:type="dxa" w:w="1531"/>
-          </w:tcPr>
-          <w:p>
-            <w:r>
-              <w:rPr>
-                <w:b/>
-                <w:i w:val="0"/>
-                <w:color w:val="16A34A"/>
-                <w:sz w:val="16"/>
-              </w:rPr>
-              <w:t>s00q27, s01q03a, s01q03b, s01q03c, s01q00b</w:t>
-            </w:r>
-          </w:p>
-        </w:tc>
-        <w:tc>
-          <w:tcPr>
-            <w:tcW w:type="dxa" w:w="1191"/>
-          </w:tcPr>
-          <w:p>
-            <w:r>
-              <w:rPr>
-                <w:b w:val="0"/>
-                <w:i w:val="0"/>
-                <w:color w:val="64748B"/>
-                <w:sz w:val="16"/>
-              </w:rPr>
-              <w:t>GT-CQ</w:t>
-            </w:r>
-          </w:p>
-        </w:tc>
-        <w:tc>
-          <w:tcPr>
-            <w:tcW w:type="dxa" w:w="4706"/>
-          </w:tcPr>
-          <w:p>
-            <w:r>
-              <w:rPr>
-                <w:b w:val="0"/>
-                <w:i w:val="0"/>
-                <w:sz w:val="17"/>
-              </w:rPr>
-              <w:t>Les informations sur l'acte de naissance (ni Jours, ni mois et ni années) de  OMAR BA  manquent, s'il vous plait pouvez-vous fournir d'effort pour avoir ces informations.</w:t>
-            </w:r>
-          </w:p>
-        </w:tc>
-      </w:tr>
-      <w:tr>
-        <w:tc>
-          <w:tcPr>
-            <w:tcW w:type="dxa" w:w="964"/>
-          </w:tcPr>
-          <w:p>
-            <w:r>
-              <w:rPr>
-                <w:b/>
-                <w:i w:val="0"/>
-                <w:color w:val="EA580C"/>
-                <w:sz w:val="16"/>
-              </w:rPr>
-              <w:t>Moyenne</w:t>
-            </w:r>
-          </w:p>
-        </w:tc>
-        <w:tc>
-          <w:tcPr>
-            <w:tcW w:type="dxa" w:w="1247"/>
-          </w:tcPr>
-          <w:p>
-            <w:r>
-              <w:rPr>
-                <w:b/>
-                <w:i w:val="0"/>
-                <w:sz w:val="16"/>
-              </w:rPr>
-              <w:t>S01</w:t>
-              <w:br/>
-            </w:r>
-            <w:r>
-              <w:rPr>
-                <w:b w:val="0"/>
-                <w:i w:val="0"/>
-                <w:color w:val="64748B"/>
-                <w:sz w:val="14"/>
-              </w:rPr>
-              <w:t>Démographie</w:t>
-            </w:r>
-          </w:p>
-        </w:tc>
-        <w:tc>
-          <w:tcPr>
-            <w:tcW w:type="dxa" w:w="1531"/>
-          </w:tcPr>
-          <w:p>
-            <w:r>
-              <w:rPr>
-                <w:b/>
-                <w:i w:val="0"/>
-                <w:color w:val="16A34A"/>
-                <w:sz w:val="16"/>
-              </w:rPr>
-              <w:t>s01q04a, s01q03b</w:t>
-            </w:r>
-          </w:p>
-        </w:tc>
-        <w:tc>
-          <w:tcPr>
-            <w:tcW w:type="dxa" w:w="1191"/>
-          </w:tcPr>
-          <w:p>
-            <w:r>
-              <w:rPr>
-                <w:b w:val="0"/>
-                <w:i w:val="0"/>
-                <w:color w:val="64748B"/>
-                <w:sz w:val="16"/>
-              </w:rPr>
-              <w:t>GT-CQ</w:t>
-            </w:r>
-          </w:p>
-        </w:tc>
-        <w:tc>
-          <w:tcPr>
-            <w:tcW w:type="dxa" w:w="4706"/>
-          </w:tcPr>
-          <w:p>
-            <w:r>
-              <w:rPr>
-                <w:b w:val="0"/>
-                <w:i w:val="0"/>
-                <w:sz w:val="17"/>
-              </w:rPr>
-              <w:t>Le mois de l'enfant ( OMAR BA ) n'est pas connu mais vous avez declaré en s01q04a le nombre de mois, prière de changer NSP au niveau de s01q03b.</w:t>
-            </w:r>
-          </w:p>
-        </w:tc>
-      </w:tr>
-      <w:tr>
-        <w:tc>
-          <w:tcPr>
-            <w:tcW w:type="dxa" w:w="964"/>
-          </w:tcPr>
-          <w:p>
-            <w:r>
-              <w:rPr>
-                <w:b/>
-                <w:i w:val="0"/>
-                <w:color w:val="EA580C"/>
-                <w:sz w:val="16"/>
-              </w:rPr>
-              <w:t>Moyenne</w:t>
-            </w:r>
-          </w:p>
-        </w:tc>
-        <w:tc>
-          <w:tcPr>
-            <w:tcW w:type="dxa" w:w="1247"/>
-          </w:tcPr>
-          <w:p>
-            <w:r>
-              <w:rPr>
-                <w:b/>
-                <w:i w:val="0"/>
-                <w:sz w:val="16"/>
-              </w:rPr>
-              <w:t>S01</w:t>
-              <w:br/>
-            </w:r>
-            <w:r>
-              <w:rPr>
-                <w:b w:val="0"/>
-                <w:i w:val="0"/>
-                <w:color w:val="64748B"/>
-                <w:sz w:val="14"/>
-              </w:rPr>
-              <w:t>Démographie</w:t>
-            </w:r>
-          </w:p>
-        </w:tc>
-        <w:tc>
-          <w:tcPr>
-            <w:tcW w:type="dxa" w:w="1531"/>
-          </w:tcPr>
-          <w:p>
-            <w:r>
-              <w:rPr>
-                <w:b/>
-                <w:i w:val="0"/>
-                <w:color w:val="16A34A"/>
-                <w:sz w:val="16"/>
-              </w:rPr>
-              <w:t>s00q27, s01q03a, s01q03b, s01q03c, s01q00b</w:t>
-            </w:r>
-          </w:p>
-        </w:tc>
-        <w:tc>
-          <w:tcPr>
-            <w:tcW w:type="dxa" w:w="1191"/>
-          </w:tcPr>
-          <w:p>
-            <w:r>
-              <w:rPr>
-                <w:b w:val="0"/>
-                <w:i w:val="0"/>
-                <w:color w:val="64748B"/>
-                <w:sz w:val="16"/>
-              </w:rPr>
-              <w:t>GT-CQ</w:t>
-            </w:r>
-          </w:p>
-        </w:tc>
-        <w:tc>
-          <w:tcPr>
-            <w:tcW w:type="dxa" w:w="4706"/>
-          </w:tcPr>
-          <w:p>
-            <w:r>
-              <w:rPr>
-                <w:b w:val="0"/>
-                <w:i w:val="0"/>
-                <w:sz w:val="17"/>
-              </w:rPr>
-              <w:t>Les informations sur l'acte de naissance (ni Jours, ni mois et ni années) de  THIADJI DIA  manquent, s'il vous plait pouvez-vous fournir d'effort pour avoir ces informations.</w:t>
-            </w:r>
-          </w:p>
-        </w:tc>
-      </w:tr>
-      <w:tr>
-        <w:tc>
-          <w:tcPr>
-            <w:tcW w:type="dxa" w:w="964"/>
-          </w:tcPr>
-          <w:p>
-            <w:r>
-              <w:rPr>
-                <w:b/>
-                <w:i w:val="0"/>
-                <w:color w:val="EA580C"/>
-                <w:sz w:val="16"/>
-              </w:rPr>
-              <w:t>Moyenne</w:t>
-            </w:r>
-          </w:p>
-        </w:tc>
-        <w:tc>
-          <w:tcPr>
-            <w:tcW w:type="dxa" w:w="1247"/>
-          </w:tcPr>
-          <w:p>
-            <w:r>
-              <w:rPr>
-                <w:b/>
-                <w:i w:val="0"/>
-                <w:sz w:val="16"/>
-              </w:rPr>
-              <w:t>S01</w:t>
-              <w:br/>
-            </w:r>
-            <w:r>
-              <w:rPr>
-                <w:b w:val="0"/>
-                <w:i w:val="0"/>
-                <w:color w:val="64748B"/>
-                <w:sz w:val="14"/>
-              </w:rPr>
-              <w:t>Démographie</w:t>
-            </w:r>
-          </w:p>
-        </w:tc>
-        <w:tc>
-          <w:tcPr>
-            <w:tcW w:type="dxa" w:w="1531"/>
-          </w:tcPr>
-          <w:p>
-            <w:r>
-              <w:rPr>
-                <w:b/>
-                <w:i w:val="0"/>
-                <w:color w:val="16A34A"/>
-                <w:sz w:val="16"/>
-              </w:rPr>
-              <w:t>s00q27, s01q03a, s01q03b, s01q03c, s01q00b</w:t>
-            </w:r>
-          </w:p>
-        </w:tc>
-        <w:tc>
-          <w:tcPr>
-            <w:tcW w:type="dxa" w:w="1191"/>
-          </w:tcPr>
-          <w:p>
-            <w:r>
-              <w:rPr>
-                <w:b w:val="0"/>
-                <w:i w:val="0"/>
-                <w:color w:val="64748B"/>
-                <w:sz w:val="16"/>
-              </w:rPr>
-              <w:t>GT-CQ</w:t>
-            </w:r>
-          </w:p>
-        </w:tc>
-        <w:tc>
-          <w:tcPr>
-            <w:tcW w:type="dxa" w:w="4706"/>
-          </w:tcPr>
-          <w:p>
-            <w:r>
-              <w:rPr>
-                <w:b w:val="0"/>
-                <w:i w:val="0"/>
-                <w:sz w:val="17"/>
-              </w:rPr>
-              <w:t>Les informations sur l'acte de naissance (ni Jours, ni mois et ni années) de  WOURY BA  manquent, s'il vous plait pouvez-vous fournir d'effort pour avoir ces informations.</w:t>
-            </w:r>
-          </w:p>
-        </w:tc>
-      </w:tr>
-      <w:tr>
-        <w:tc>
-          <w:tcPr>
-            <w:tcW w:type="dxa" w:w="964"/>
-          </w:tcPr>
-          <w:p>
-            <w:r>
-              <w:rPr>
-                <w:b/>
-                <w:i w:val="0"/>
-                <w:color w:val="EA580C"/>
-                <w:sz w:val="16"/>
-              </w:rPr>
-              <w:t>Moyenne</w:t>
-            </w:r>
-          </w:p>
-        </w:tc>
-        <w:tc>
-          <w:tcPr>
-            <w:tcW w:type="dxa" w:w="1247"/>
-          </w:tcPr>
-          <w:p>
-            <w:r>
-              <w:rPr>
-                <w:b/>
-                <w:i w:val="0"/>
-                <w:sz w:val="16"/>
-              </w:rPr>
-              <w:t>S02</w:t>
-              <w:br/>
-            </w:r>
-            <w:r>
-              <w:rPr>
-                <w:b w:val="0"/>
-                <w:i w:val="0"/>
-                <w:color w:val="64748B"/>
-                <w:sz w:val="14"/>
-              </w:rPr>
-              <w:t>Éducation</w:t>
-            </w:r>
-          </w:p>
-        </w:tc>
-        <w:tc>
-          <w:tcPr>
-            <w:tcW w:type="dxa" w:w="1531"/>
-          </w:tcPr>
-          <w:p>
-            <w:r>
-              <w:rPr>
-                <w:b/>
-                <w:i w:val="0"/>
-                <w:color w:val="16A34A"/>
-                <w:sz w:val="16"/>
-              </w:rPr>
-              <w:t>—</w:t>
-            </w:r>
-          </w:p>
-        </w:tc>
-        <w:tc>
-          <w:tcPr>
-            <w:tcW w:type="dxa" w:w="1191"/>
-          </w:tcPr>
-          <w:p>
-            <w:r>
-              <w:rPr>
-                <w:b w:val="0"/>
-                <w:i w:val="0"/>
-                <w:color w:val="64748B"/>
-                <w:sz w:val="16"/>
-              </w:rPr>
-              <w:t>GT-CQ</w:t>
-            </w:r>
-          </w:p>
-        </w:tc>
-        <w:tc>
-          <w:tcPr>
-            <w:tcW w:type="dxa" w:w="4706"/>
-          </w:tcPr>
-          <w:p>
-            <w:r>
-              <w:rPr>
-                <w:b w:val="0"/>
-                <w:i w:val="0"/>
-                <w:sz w:val="17"/>
-              </w:rPr>
-              <w:t>veuillez, s'il vous plait, confirmer les frais de scolarité ( 25000 FCFA) payée de OUMOUKAIRY BA avec le QG ou apporter les corrections nécessaires.</w:t>
+              <w:t>Dans le cas contraire rassurez vous que c'est bien son fils/fille biologique.</w:t>
             </w:r>
           </w:p>
         </w:tc>
